--- a/tests/test_output/documents/from_html.docx
+++ b/tests/test_output/documents/from_html.docx
@@ -16,7 +16,7 @@
         <w:pStyle w:val="FirstParagraph"/>
       </w:pPr>
       <w:r>
-        <w:t xml:space="preserve">everyfile test</w:t>
+        <w:t xml:space="preserve">anyfile test</w:t>
       </w:r>
     </w:p>
     <w:bookmarkEnd w:id="20"/>
